--- a/klagomål/S 1500-2026 FSC-klagomål.docx
+++ b/klagomål/S 1500-2026 FSC-klagomål.docx
@@ -692,7 +692,7 @@
     <w:r>
       <w:tab/>
       <w:tab/>
-      <w:t>2026-09-14</w:t>
+      <w:t>2026-09-15</w:t>
       <w:br/>
       <w:br/>
     </w:r>

--- a/klagomål/S 1500-2026 FSC-klagomål.docx
+++ b/klagomål/S 1500-2026 FSC-klagomål.docx
@@ -692,7 +692,7 @@
     <w:r>
       <w:tab/>
       <w:tab/>
-      <w:t>2026-09-15</w:t>
+      <w:t>2026-09-16</w:t>
       <w:br/>
       <w:br/>
     </w:r>

--- a/klagomål/S 1500-2026 FSC-klagomål.docx
+++ b/klagomål/S 1500-2026 FSC-klagomål.docx
@@ -692,7 +692,7 @@
     <w:r>
       <w:tab/>
       <w:tab/>
-      <w:t>2026-09-16</w:t>
+      <w:t>2026-09-17</w:t>
       <w:br/>
       <w:br/>
     </w:r>

--- a/klagomål/S 1500-2026 FSC-klagomål.docx
+++ b/klagomål/S 1500-2026 FSC-klagomål.docx
@@ -692,7 +692,7 @@
     <w:r>
       <w:tab/>
       <w:tab/>
-      <w:t>2026-09-17</w:t>
+      <w:t>2026-09-18</w:t>
       <w:br/>
       <w:br/>
     </w:r>

--- a/klagomål/S 1500-2026 FSC-klagomål.docx
+++ b/klagomål/S 1500-2026 FSC-klagomål.docx
@@ -692,7 +692,7 @@
     <w:r>
       <w:tab/>
       <w:tab/>
-      <w:t>2026-09-18</w:t>
+      <w:t>2026-09-19</w:t>
       <w:br/>
       <w:br/>
     </w:r>

--- a/klagomål/S 1500-2026 FSC-klagomål.docx
+++ b/klagomål/S 1500-2026 FSC-klagomål.docx
@@ -692,7 +692,7 @@
     <w:r>
       <w:tab/>
       <w:tab/>
-      <w:t>2026-09-19</w:t>
+      <w:t>2026-09-21</w:t>
       <w:br/>
       <w:br/>
     </w:r>

--- a/klagomål/S 1500-2026 FSC-klagomål.docx
+++ b/klagomål/S 1500-2026 FSC-klagomål.docx
@@ -692,7 +692,7 @@
     <w:r>
       <w:tab/>
       <w:tab/>
-      <w:t>2026-09-21</w:t>
+      <w:t>2026-09-23</w:t>
       <w:br/>
       <w:br/>
     </w:r>

--- a/klagomål/S 1500-2026 FSC-klagomål.docx
+++ b/klagomål/S 1500-2026 FSC-klagomål.docx
@@ -692,7 +692,7 @@
     <w:r>
       <w:tab/>
       <w:tab/>
-      <w:t>2026-09-23</w:t>
+      <w:t>2026-09-24</w:t>
       <w:br/>
       <w:br/>
     </w:r>

--- a/klagomål/S 1500-2026 FSC-klagomål.docx
+++ b/klagomål/S 1500-2026 FSC-klagomål.docx
@@ -692,7 +692,7 @@
     <w:r>
       <w:tab/>
       <w:tab/>
-      <w:t>2026-09-24</w:t>
+      <w:t>2026-09-25</w:t>
       <w:br/>
       <w:br/>
     </w:r>

--- a/klagomål/S 1500-2026 FSC-klagomål.docx
+++ b/klagomål/S 1500-2026 FSC-klagomål.docx
@@ -692,7 +692,7 @@
     <w:r>
       <w:tab/>
       <w:tab/>
-      <w:t>2026-09-25</w:t>
+      <w:t>2026-09-26</w:t>
       <w:br/>
       <w:br/>
     </w:r>

--- a/klagomål/S 1500-2026 FSC-klagomål.docx
+++ b/klagomål/S 1500-2026 FSC-klagomål.docx
@@ -692,7 +692,7 @@
     <w:r>
       <w:tab/>
       <w:tab/>
-      <w:t>2026-09-26</w:t>
+      <w:t>2026-09-27</w:t>
       <w:br/>
       <w:br/>
     </w:r>

--- a/klagomål/S 1500-2026 FSC-klagomål.docx
+++ b/klagomål/S 1500-2026 FSC-klagomål.docx
@@ -692,7 +692,7 @@
     <w:r>
       <w:tab/>
       <w:tab/>
-      <w:t>2026-09-27</w:t>
+      <w:t>2026-09-28</w:t>
       <w:br/>
       <w:br/>
     </w:r>

--- a/klagomål/S 1500-2026 FSC-klagomål.docx
+++ b/klagomål/S 1500-2026 FSC-klagomål.docx
@@ -692,7 +692,7 @@
     <w:r>
       <w:tab/>
       <w:tab/>
-      <w:t>2026-09-28</w:t>
+      <w:t>2026-09-29</w:t>
       <w:br/>
       <w:br/>
     </w:r>

--- a/klagomål/S 1500-2026 FSC-klagomål.docx
+++ b/klagomål/S 1500-2026 FSC-klagomål.docx
@@ -692,7 +692,7 @@
     <w:r>
       <w:tab/>
       <w:tab/>
-      <w:t>2026-09-29</w:t>
+      <w:t>2026-09-30</w:t>
       <w:br/>
       <w:br/>
     </w:r>

--- a/klagomål/S 1500-2026 FSC-klagomål.docx
+++ b/klagomål/S 1500-2026 FSC-klagomål.docx
@@ -216,12 +216,12 @@
         <w:spacing w:after="240"/>
       </w:pPr>
       <w:r>
-        <w:t>Figur 1. Fyndplatser för naturvårdsarter i och inom 18 meter från samrådsanmälan. Markörer utan svart kant är placerade på fyndplatsen. Markörer med svart kant är placerade vid sidan av fyndplatsen och har ett svart streck som visar fyndplatsens exakta position. Kartans mittpunktskoordinat är N 6894282, E 507254 i SWEREF 99 TM.</w:t>
+        <w:t>Figur 1. Fyndplatser för naturvårdsarter i och inom 23 meter från samrådsanmälan. Markörer utan svart kant är placerade på fyndplatsen. Markörer med svart kant är placerade vid sidan av fyndplatsen och har ett svart streck som visar fyndplatsens exakta position. Kartans mittpunktskoordinat är N 6894282, E 507254 i SWEREF 99 TM.</w:t>
       </w:r>
     </w:p>
     <w:p>
       <w:r>
-        <w:t>I och inom 18 meter från samrådsanmälan finns fynd av 2 naturvårdsarter, varav 2 är rödlistade, 1 är fridlyst och 2 är typiska (T): mosippa (EN, T, §8) och motaggsvamp (NT, T). Se Figur 1.</w:t>
+        <w:t>I och inom 23 meter från samrådsanmälan finns fynd av 2 naturvårdsarter, varav 2 är rödlistade, 1 är fridlyst och 2 är typiska (T): mosippa (EN, T, §8) och motaggsvamp (NT, T). Se Figur 1.</w:t>
       </w:r>
     </w:p>
     <w:p>
@@ -692,7 +692,7 @@
     <w:r>
       <w:tab/>
       <w:tab/>
-      <w:t>2026-09-30</w:t>
+      <w:t>2026-10-01</w:t>
       <w:br/>
       <w:br/>
     </w:r>

--- a/klagomål/S 1500-2026 FSC-klagomål.docx
+++ b/klagomål/S 1500-2026 FSC-klagomål.docx
@@ -692,7 +692,7 @@
     <w:r>
       <w:tab/>
       <w:tab/>
-      <w:t>2026-10-01</w:t>
+      <w:t>2026-10-02</w:t>
       <w:br/>
       <w:br/>
     </w:r>

--- a/klagomål/S 1500-2026 FSC-klagomål.docx
+++ b/klagomål/S 1500-2026 FSC-klagomål.docx
@@ -692,7 +692,7 @@
     <w:r>
       <w:tab/>
       <w:tab/>
-      <w:t>2026-10-02</w:t>
+      <w:t>2026-10-03</w:t>
       <w:br/>
       <w:br/>
     </w:r>

--- a/klagomål/S 1500-2026 FSC-klagomål.docx
+++ b/klagomål/S 1500-2026 FSC-klagomål.docx
@@ -692,7 +692,7 @@
     <w:r>
       <w:tab/>
       <w:tab/>
-      <w:t>2026-10-03</w:t>
+      <w:t>2026-10-04</w:t>
       <w:br/>
       <w:br/>
     </w:r>

--- a/klagomål/S 1500-2026 FSC-klagomål.docx
+++ b/klagomål/S 1500-2026 FSC-klagomål.docx
@@ -692,7 +692,7 @@
     <w:r>
       <w:tab/>
       <w:tab/>
-      <w:t>2026-10-04</w:t>
+      <w:t>2026-10-05</w:t>
       <w:br/>
       <w:br/>
     </w:r>

--- a/klagomål/S 1500-2026 FSC-klagomål.docx
+++ b/klagomål/S 1500-2026 FSC-klagomål.docx
@@ -692,7 +692,7 @@
     <w:r>
       <w:tab/>
       <w:tab/>
-      <w:t>2026-10-05</w:t>
+      <w:t>2026-10-06</w:t>
       <w:br/>
       <w:br/>
     </w:r>

--- a/klagomål/S 1500-2026 FSC-klagomål.docx
+++ b/klagomål/S 1500-2026 FSC-klagomål.docx
@@ -692,7 +692,7 @@
     <w:r>
       <w:tab/>
       <w:tab/>
-      <w:t>2026-10-06</w:t>
+      <w:t>2026-10-07</w:t>
       <w:br/>
       <w:br/>
     </w:r>

--- a/klagomål/S 1500-2026 FSC-klagomål.docx
+++ b/klagomål/S 1500-2026 FSC-klagomål.docx
@@ -692,7 +692,7 @@
     <w:r>
       <w:tab/>
       <w:tab/>
-      <w:t>2026-10-07</w:t>
+      <w:t>2026-10-08</w:t>
       <w:br/>
       <w:br/>
     </w:r>

--- a/klagomål/S 1500-2026 FSC-klagomål.docx
+++ b/klagomål/S 1500-2026 FSC-klagomål.docx
@@ -692,7 +692,7 @@
     <w:r>
       <w:tab/>
       <w:tab/>
-      <w:t>2026-10-08</w:t>
+      <w:t>2026-10-09</w:t>
       <w:br/>
       <w:br/>
     </w:r>

--- a/klagomål/S 1500-2026 FSC-klagomål.docx
+++ b/klagomål/S 1500-2026 FSC-klagomål.docx
@@ -692,7 +692,7 @@
     <w:r>
       <w:tab/>
       <w:tab/>
-      <w:t>2026-10-09</w:t>
+      <w:t>2026-10-10</w:t>
       <w:br/>
       <w:br/>
     </w:r>

--- a/klagomål/S 1500-2026 FSC-klagomål.docx
+++ b/klagomål/S 1500-2026 FSC-klagomål.docx
@@ -692,7 +692,7 @@
     <w:r>
       <w:tab/>
       <w:tab/>
-      <w:t>2026-10-10</w:t>
+      <w:t>2026-10-11</w:t>
       <w:br/>
       <w:br/>
     </w:r>

--- a/klagomål/S 1500-2026 FSC-klagomål.docx
+++ b/klagomål/S 1500-2026 FSC-klagomål.docx
@@ -692,7 +692,7 @@
     <w:r>
       <w:tab/>
       <w:tab/>
-      <w:t>2026-10-11</w:t>
+      <w:t>2026-10-12</w:t>
       <w:br/>
       <w:br/>
     </w:r>

--- a/klagomål/S 1500-2026 FSC-klagomål.docx
+++ b/klagomål/S 1500-2026 FSC-klagomål.docx
@@ -692,7 +692,7 @@
     <w:r>
       <w:tab/>
       <w:tab/>
-      <w:t>2026-10-12</w:t>
+      <w:t>2026-10-13</w:t>
       <w:br/>
       <w:br/>
     </w:r>

--- a/klagomål/S 1500-2026 FSC-klagomål.docx
+++ b/klagomål/S 1500-2026 FSC-klagomål.docx
@@ -692,7 +692,7 @@
     <w:r>
       <w:tab/>
       <w:tab/>
-      <w:t>2026-10-13</w:t>
+      <w:t>2026-10-14</w:t>
       <w:br/>
       <w:br/>
     </w:r>

--- a/klagomål/S 1500-2026 FSC-klagomål.docx
+++ b/klagomål/S 1500-2026 FSC-klagomål.docx
@@ -692,7 +692,7 @@
     <w:r>
       <w:tab/>
       <w:tab/>
-      <w:t>2026-10-14</w:t>
+      <w:t>2026-10-15</w:t>
       <w:br/>
       <w:br/>
     </w:r>

--- a/klagomål/S 1500-2026 FSC-klagomål.docx
+++ b/klagomål/S 1500-2026 FSC-klagomål.docx
@@ -692,7 +692,7 @@
     <w:r>
       <w:tab/>
       <w:tab/>
-      <w:t>2026-10-15</w:t>
+      <w:t>2026-10-16</w:t>
       <w:br/>
       <w:br/>
     </w:r>

--- a/klagomål/S 1500-2026 FSC-klagomål.docx
+++ b/klagomål/S 1500-2026 FSC-klagomål.docx
@@ -692,7 +692,7 @@
     <w:r>
       <w:tab/>
       <w:tab/>
-      <w:t>2026-10-16</w:t>
+      <w:t>2026-10-17</w:t>
       <w:br/>
       <w:br/>
     </w:r>

--- a/klagomål/S 1500-2026 FSC-klagomål.docx
+++ b/klagomål/S 1500-2026 FSC-klagomål.docx
@@ -692,7 +692,7 @@
     <w:r>
       <w:tab/>
       <w:tab/>
-      <w:t>2026-10-17</w:t>
+      <w:t>2026-10-18</w:t>
       <w:br/>
       <w:br/>
     </w:r>

--- a/klagomål/S 1500-2026 FSC-klagomål.docx
+++ b/klagomål/S 1500-2026 FSC-klagomål.docx
@@ -692,7 +692,7 @@
     <w:r>
       <w:tab/>
       <w:tab/>
-      <w:t>2026-10-18</w:t>
+      <w:t>2026-10-19</w:t>
       <w:br/>
       <w:br/>
     </w:r>

--- a/klagomål/S 1500-2026 FSC-klagomål.docx
+++ b/klagomål/S 1500-2026 FSC-klagomål.docx
@@ -692,7 +692,7 @@
     <w:r>
       <w:tab/>
       <w:tab/>
-      <w:t>2026-10-19</w:t>
+      <w:t>2026-10-20</w:t>
       <w:br/>
       <w:br/>
     </w:r>

--- a/klagomål/S 1500-2026 FSC-klagomål.docx
+++ b/klagomål/S 1500-2026 FSC-klagomål.docx
@@ -692,7 +692,7 @@
     <w:r>
       <w:tab/>
       <w:tab/>
-      <w:t>2026-10-20</w:t>
+      <w:t>2026-10-21</w:t>
       <w:br/>
       <w:br/>
     </w:r>

--- a/klagomål/S 1500-2026 FSC-klagomål.docx
+++ b/klagomål/S 1500-2026 FSC-klagomål.docx
@@ -692,7 +692,7 @@
     <w:r>
       <w:tab/>
       <w:tab/>
-      <w:t>2026-10-21</w:t>
+      <w:t>2026-10-22</w:t>
       <w:br/>
       <w:br/>
     </w:r>

--- a/klagomål/S 1500-2026 FSC-klagomål.docx
+++ b/klagomål/S 1500-2026 FSC-klagomål.docx
@@ -692,7 +692,7 @@
     <w:r>
       <w:tab/>
       <w:tab/>
-      <w:t>2026-10-22</w:t>
+      <w:t>2026-10-23</w:t>
       <w:br/>
       <w:br/>
     </w:r>

--- a/klagomål/S 1500-2026 FSC-klagomål.docx
+++ b/klagomål/S 1500-2026 FSC-klagomål.docx
@@ -692,7 +692,7 @@
     <w:r>
       <w:tab/>
       <w:tab/>
-      <w:t>2026-10-23</w:t>
+      <w:t>2026-10-24</w:t>
       <w:br/>
       <w:br/>
     </w:r>

--- a/klagomål/S 1500-2026 FSC-klagomål.docx
+++ b/klagomål/S 1500-2026 FSC-klagomål.docx
@@ -692,7 +692,7 @@
     <w:r>
       <w:tab/>
       <w:tab/>
-      <w:t>2026-10-24</w:t>
+      <w:t>2026-10-25</w:t>
       <w:br/>
       <w:br/>
     </w:r>

--- a/klagomål/S 1500-2026 FSC-klagomål.docx
+++ b/klagomål/S 1500-2026 FSC-klagomål.docx
@@ -692,7 +692,7 @@
     <w:r>
       <w:tab/>
       <w:tab/>
-      <w:t>2026-10-25</w:t>
+      <w:t>2026-10-26</w:t>
       <w:br/>
       <w:br/>
     </w:r>

--- a/klagomål/S 1500-2026 FSC-klagomål.docx
+++ b/klagomål/S 1500-2026 FSC-klagomål.docx
@@ -692,7 +692,7 @@
     <w:r>
       <w:tab/>
       <w:tab/>
-      <w:t>2026-10-26</w:t>
+      <w:t>2026-10-27</w:t>
       <w:br/>
       <w:br/>
     </w:r>

--- a/klagomål/S 1500-2026 FSC-klagomål.docx
+++ b/klagomål/S 1500-2026 FSC-klagomål.docx
@@ -692,7 +692,7 @@
     <w:r>
       <w:tab/>
       <w:tab/>
-      <w:t>2026-10-27</w:t>
+      <w:t>2026-10-28</w:t>
       <w:br/>
       <w:br/>
     </w:r>

--- a/klagomål/S 1500-2026 FSC-klagomål.docx
+++ b/klagomål/S 1500-2026 FSC-klagomål.docx
@@ -692,7 +692,7 @@
     <w:r>
       <w:tab/>
       <w:tab/>
-      <w:t>2026-10-28</w:t>
+      <w:t>2026-10-29</w:t>
       <w:br/>
       <w:br/>
     </w:r>

--- a/klagomål/S 1500-2026 FSC-klagomål.docx
+++ b/klagomål/S 1500-2026 FSC-klagomål.docx
@@ -692,7 +692,7 @@
     <w:r>
       <w:tab/>
       <w:tab/>
-      <w:t>2026-10-29</w:t>
+      <w:t>2026-10-31</w:t>
       <w:br/>
       <w:br/>
     </w:r>
